--- a/Books/RPG_Books/ThePrincessAndTheRogue/Book_ThePrincessAndTheRogue.docx
+++ b/Books/RPG_Books/ThePrincessAndTheRogue/Book_ThePrincessAndTheRogue.docx
@@ -1219,7 +1219,13 @@
     </w:p>
     <w:p>
       <w:r>
-        <w:t>Frank was in a place between where he…</w:t>
+        <w:t xml:space="preserve">Frank was in a place </w:t>
+      </w:r>
+      <w:r>
+        <w:t>that was</w:t>
+      </w:r>
+      <w:r>
+        <w:t>…</w:t>
       </w:r>
     </w:p>
     <w:p>
@@ -1502,7 +1508,13 @@
         <w:t>seemed to be in the</w:t>
       </w:r>
       <w:r>
-        <w:t xml:space="preserve"> 16 and 20 in the room.</w:t>
+        <w:t xml:space="preserve"> 16 and 20 </w:t>
+      </w:r>
+      <w:r>
+        <w:t xml:space="preserve">range </w:t>
+      </w:r>
+      <w:r>
+        <w:t>in the room.</w:t>
       </w:r>
     </w:p>
     <w:p>
@@ -2115,13 +2127,17 @@
         <w:t xml:space="preserve">All about people milled about, not knowing what to do. </w:t>
       </w:r>
       <w:r>
-        <w:t xml:space="preserve">The mood ranged from excited to </w:t>
-      </w:r>
-      <w:proofErr w:type="gramStart"/>
-      <w:r>
-        <w:t>confused</w:t>
-      </w:r>
-      <w:proofErr w:type="gramEnd"/>
+        <w:t>The mood ranged from excited</w:t>
+      </w:r>
+      <w:r>
+        <w:t>,</w:t>
+      </w:r>
+      <w:r>
+        <w:t xml:space="preserve"> to confused</w:t>
+      </w:r>
+      <w:r>
+        <w:t>,</w:t>
+      </w:r>
       <w:r>
         <w:t xml:space="preserve"> to terrified.</w:t>
       </w:r>
@@ -2203,6 +2219,9 @@
     <w:p>
       <w:r>
         <w:t>“I can’t believe I died,” one of them said.</w:t>
+      </w:r>
+      <w:r>
+        <w:t>&lt;&gt;</w:t>
       </w:r>
     </w:p>
     <w:p>
@@ -47560,7 +47579,7 @@
             <w:rPr>
               <w:noProof/>
             </w:rPr>
-            <w:t>160</w:t>
+            <w:t>8</w:t>
           </w:r>
         </w:fldSimple>
       </w:p>
@@ -47590,7 +47609,7 @@
             <w:rPr>
               <w:noProof/>
             </w:rPr>
-            <w:t>159</w:t>
+            <w:t>9</w:t>
           </w:r>
         </w:fldSimple>
       </w:p>
@@ -47860,7 +47879,7 @@
         <v:path o:extrusionok="f" gradientshapeok="t" o:connecttype="rect"/>
         <o:lock v:ext="edit" aspectratio="t"/>
       </v:shapetype>
-      <v:shape id="_x0000_i1188" type="#_x0000_t75" style="width:3in;height:3in;visibility:visible" o:bullet="t">
+      <v:shape id="_x0000_i1029" type="#_x0000_t75" style="width:3in;height:3in;visibility:visible" o:bullet="t">
         <v:imagedata r:id="rId1" o:title="MC900065312[1]"/>
       </v:shape>
     </w:pict>
@@ -52260,7 +52279,7 @@
 </file>
 
 <file path=customXml/itemProps1.xml><?xml version="1.0" encoding="utf-8"?>
-<ds:datastoreItem xmlns:ds="http://schemas.openxmlformats.org/officeDocument/2006/customXml" ds:itemID="{FA50C722-433F-4DB5-BA50-0F5140DC8E7C}">
+<ds:datastoreItem xmlns:ds="http://schemas.openxmlformats.org/officeDocument/2006/customXml" ds:itemID="{DADF366E-E3E8-41E7-AF9F-764F61050429}">
   <ds:schemaRefs>
     <ds:schemaRef ds:uri="http://schemas.openxmlformats.org/officeDocument/2006/bibliography"/>
   </ds:schemaRefs>
